--- a/10_预审版/逐条回应表_三轮意见汇总.docx
+++ b/10_预审版/逐条回应表_三轮意见汇总.docx
@@ -3444,7 +3444,7 @@
               <w:rPr>
                 <w:sz w:val="17"/>
               </w:rPr>
-              <w:t>PARTIALLY ACCEPTED</w:t>
+              <w:t>PARTIALLY ACCEPTED — Limitations sentence added after your follow-up</w:t>
             </w:r>
           </w:p>
         </w:tc>
@@ -3461,7 +3461,7 @@
               <w:rPr>
                 <w:sz w:val="17"/>
               </w:rPr>
-              <w:t>Recording is adopted; the selective re-run of the main analysis is not performed this round. The step is prespecified verbatim in the analysis plan, costs 0.46% of the eICU cohort (0.17% in MIMIC-IV) and keeps the cohort comparable with the group's prior work using the same extraction chain. The Limitations now discuss it explicitly; a characterisation of the excluded patients requires re-derivation upstream of the retained analysis cohort and is offered for the formal revision round.</w:t>
+              <w:t>Your follow-up was correct: the Limitations sentence was promised but missing, and it is now in the Limitations (First item): 'The exclusion of patients missing all of albumin, height and weight (141 in eICU-CRD, 15 in MIMIC-IV) was inherited from the source extraction protocol; none of these variables is analysed, but if missingness relates to centre characteristics it could introduce selection bias beyond the 0.46% excluded, and this cannot be assessed from the retained data.' The step itself is prespecified verbatim in the plan and is visible in Figure 1 and Methods; a full characterisation of the excluded patients requires re-derivation upstream of the retained cohort and is offered for the formal revision round.</w:t>
             </w:r>
           </w:p>
         </w:tc>

--- a/10_预审版/逐条回应表_三轮意见汇总.docx
+++ b/10_预审版/逐条回应表_三轮意见汇总.docx
@@ -11,7 +11,7 @@
           <w:b/>
           <w:sz w:val="28"/>
         </w:rPr>
-        <w:t>Response to the pre-review comments — two rounds consolidated</w:t>
+        <w:t>Response to the pre-review comments — three rounds consolidated</w:t>
       </w:r>
     </w:p>
     <w:p>

--- a/10_预审版/逐条回应表_三轮意见汇总.docx
+++ b/10_预审版/逐条回应表_三轮意见汇总.docx
@@ -4623,7 +4623,7 @@
               <w:rPr>
                 <w:sz w:val="17"/>
               </w:rPr>
-              <w:t>Both are worthwhile for the revision round: the SOFA=8 cross-centre prediction-mortality figure is computable from the same per-centre offsets already on file; and the residual-variation benchmarking operational suggestion (report O/E intervals / random-effects ranking) is folded into the benchmarking paragraph in spirit via the 'quantity to be monitored' framing. Center-level variable listing for Data Availability is already in the repository README and is quoted in theresponse.</w:t>
+              <w:t>Both are worthwhile for the revision round: the SOFA=8 cross-centre prediction-mortality figure is computable from the same per-centre offsets already on file; and the residual-variation benchmarking operational suggestion (report O/E intervals / random-effects ranking) is folded into the benchmarking paragraph in spirit via the 'quantity to be monitored' framing. Center-level variable listing: the Data Availability statement already enumerates the centre-level table columns (n, deaths, observed and expected rates, O/E, calibration offset and standard error, per-centre AUC and calibration slope, one row per eligible centre per score), and variable definitions and coding are now consolidated in Supplementary Table S6.</w:t>
             </w:r>
           </w:p>
         </w:tc>
